--- a/Reporte_MiniProyecto_NLP.docx
+++ b/Reporte_MiniProyecto_NLP.docx
@@ -553,6 +553,12 @@
       <w:r>
         <w:t xml:space="preserve"> el tiempo adicional de entrenamiento.</w:t>
       </w:r>
+    </w:p>
+    <w:p>
+      <w:pPr>
+        <w:spacing w:before="80" w:after="80" w:line="276" w:lineRule="auto"/>
+        <w:jc w:val="both"/>
+      </w:pPr>
     </w:p>
     <w:p>
       <w:pPr>
@@ -873,7 +879,14 @@
                 <w:sz w:val="20"/>
                 <w:szCs w:val="20"/>
               </w:rPr>
-              <w:t xml:space="preserve">3. </w:t>
+              <w:t>1</w:t>
+            </w:r>
+            <w:r>
+              <w:rPr>
+                <w:sz w:val="20"/>
+                <w:szCs w:val="20"/>
+              </w:rPr>
+              <w:t xml:space="preserve">. </w:t>
             </w:r>
             <w:proofErr w:type="spellStart"/>
             <w:r>
@@ -1056,7 +1069,14 @@
                 <w:sz w:val="20"/>
                 <w:szCs w:val="20"/>
               </w:rPr>
-              <w:t xml:space="preserve">4. </w:t>
+              <w:t>2</w:t>
+            </w:r>
+            <w:r>
+              <w:rPr>
+                <w:sz w:val="20"/>
+                <w:szCs w:val="20"/>
+              </w:rPr>
+              <w:t xml:space="preserve">. </w:t>
             </w:r>
             <w:proofErr w:type="spellStart"/>
             <w:r>
@@ -1192,7 +1212,21 @@
                 <w:sz w:val="20"/>
                 <w:szCs w:val="20"/>
               </w:rPr>
-              <w:t>0.91**</w:t>
+              <w:t>0.9</w:t>
+            </w:r>
+            <w:r>
+              <w:rPr>
+                <w:sz w:val="20"/>
+                <w:szCs w:val="20"/>
+              </w:rPr>
+              <w:t>380</w:t>
+            </w:r>
+            <w:r>
+              <w:rPr>
+                <w:sz w:val="20"/>
+                <w:szCs w:val="20"/>
+              </w:rPr>
+              <w:t>**</w:t>
             </w:r>
           </w:p>
         </w:tc>
@@ -1214,6 +1248,12 @@
             </w:tcMar>
           </w:tcPr>
           <w:p>
+            <w:pPr>
+              <w:rPr>
+                <w:sz w:val="20"/>
+                <w:szCs w:val="20"/>
+              </w:rPr>
+            </w:pPr>
             <w:r>
               <w:rPr>
                 <w:sz w:val="20"/>
@@ -1236,6 +1276,196 @@
                 <w:szCs w:val="20"/>
               </w:rPr>
               <w:t xml:space="preserve"> adapta vocabulario anime. Pequeños errores en ironía extrema.</w:t>
+            </w:r>
+          </w:p>
+          <w:p/>
+        </w:tc>
+      </w:tr>
+      <w:tr>
+        <w:tc>
+          <w:tcPr>
+            <w:tcW w:w="1700" w:type="dxa"/>
+            <w:tcBorders>
+              <w:top w:val="single" w:sz="1" w:space="0" w:color="CCCCCC"/>
+              <w:left w:val="single" w:sz="1" w:space="0" w:color="CCCCCC"/>
+              <w:bottom w:val="single" w:sz="1" w:space="0" w:color="CCCCCC"/>
+              <w:right w:val="single" w:sz="1" w:space="0" w:color="CCCCCC"/>
+            </w:tcBorders>
+            <w:shd w:val="clear" w:color="auto" w:fill="EEF2F7"/>
+            <w:tcMar>
+              <w:top w:w="80" w:type="dxa"/>
+              <w:left w:w="120" w:type="dxa"/>
+              <w:bottom w:w="80" w:type="dxa"/>
+              <w:right w:w="120" w:type="dxa"/>
+            </w:tcMar>
+          </w:tcPr>
+          <w:p>
+            <w:pPr>
+              <w:rPr>
+                <w:sz w:val="20"/>
+                <w:szCs w:val="20"/>
+              </w:rPr>
+            </w:pPr>
+            <w:r>
+              <w:rPr>
+                <w:sz w:val="20"/>
+                <w:szCs w:val="20"/>
+              </w:rPr>
+              <w:t>3.</w:t>
+            </w:r>
+            <w:r>
+              <w:rPr>
+                <w:sz w:val="20"/>
+                <w:szCs w:val="20"/>
+              </w:rPr>
+              <w:t xml:space="preserve">TF-IDF + </w:t>
+            </w:r>
+            <w:proofErr w:type="spellStart"/>
+            <w:r>
+              <w:rPr>
+                <w:sz w:val="20"/>
+                <w:szCs w:val="20"/>
+              </w:rPr>
+              <w:t>LogReg</w:t>
+            </w:r>
+            <w:proofErr w:type="spellEnd"/>
+          </w:p>
+        </w:tc>
+        <w:tc>
+          <w:tcPr>
+            <w:tcW w:w="2400" w:type="dxa"/>
+            <w:tcBorders>
+              <w:top w:val="single" w:sz="1" w:space="0" w:color="CCCCCC"/>
+              <w:left w:val="single" w:sz="1" w:space="0" w:color="CCCCCC"/>
+              <w:bottom w:val="single" w:sz="1" w:space="0" w:color="CCCCCC"/>
+              <w:right w:val="single" w:sz="1" w:space="0" w:color="CCCCCC"/>
+            </w:tcBorders>
+            <w:shd w:val="clear" w:color="auto" w:fill="EEF2F7"/>
+            <w:tcMar>
+              <w:top w:w="80" w:type="dxa"/>
+              <w:left w:w="120" w:type="dxa"/>
+              <w:bottom w:w="80" w:type="dxa"/>
+              <w:right w:w="120" w:type="dxa"/>
+            </w:tcMar>
+          </w:tcPr>
+          <w:p>
+            <w:pPr>
+              <w:rPr>
+                <w:sz w:val="20"/>
+                <w:szCs w:val="20"/>
+              </w:rPr>
+            </w:pPr>
+            <w:proofErr w:type="spellStart"/>
+            <w:r>
+              <w:rPr>
+                <w:sz w:val="20"/>
+                <w:szCs w:val="20"/>
+              </w:rPr>
+              <w:t>max_features</w:t>
+            </w:r>
+            <w:proofErr w:type="spellEnd"/>
+            <w:r>
+              <w:rPr>
+                <w:sz w:val="20"/>
+                <w:szCs w:val="20"/>
+              </w:rPr>
+              <w:t xml:space="preserve">=50,000, </w:t>
+            </w:r>
+            <w:proofErr w:type="spellStart"/>
+            <w:r>
+              <w:rPr>
+                <w:sz w:val="20"/>
+                <w:szCs w:val="20"/>
+              </w:rPr>
+              <w:t>ngram_range</w:t>
+            </w:r>
+            <w:proofErr w:type="spellEnd"/>
+            <w:r>
+              <w:rPr>
+                <w:sz w:val="20"/>
+                <w:szCs w:val="20"/>
+              </w:rPr>
+              <w:t>=(1,2), C=1.</w:t>
+            </w:r>
+            <w:r>
+              <w:rPr>
+                <w:sz w:val="20"/>
+                <w:szCs w:val="20"/>
+              </w:rPr>
+              <w:t>0</w:t>
+            </w:r>
+          </w:p>
+        </w:tc>
+        <w:tc>
+          <w:tcPr>
+            <w:tcW w:w="1400" w:type="dxa"/>
+            <w:tcBorders>
+              <w:top w:val="single" w:sz="1" w:space="0" w:color="CCCCCC"/>
+              <w:left w:val="single" w:sz="1" w:space="0" w:color="CCCCCC"/>
+              <w:bottom w:val="single" w:sz="1" w:space="0" w:color="CCCCCC"/>
+              <w:right w:val="single" w:sz="1" w:space="0" w:color="CCCCCC"/>
+            </w:tcBorders>
+            <w:shd w:val="clear" w:color="auto" w:fill="EEF2F7"/>
+            <w:tcMar>
+              <w:top w:w="80" w:type="dxa"/>
+              <w:left w:w="120" w:type="dxa"/>
+              <w:bottom w:w="80" w:type="dxa"/>
+              <w:right w:w="120" w:type="dxa"/>
+            </w:tcMar>
+          </w:tcPr>
+          <w:p>
+            <w:pPr>
+              <w:rPr>
+                <w:sz w:val="20"/>
+                <w:szCs w:val="20"/>
+              </w:rPr>
+            </w:pPr>
+            <w:r>
+              <w:rPr>
+                <w:sz w:val="20"/>
+                <w:szCs w:val="20"/>
+              </w:rPr>
+              <w:t>0.9326</w:t>
+            </w:r>
+          </w:p>
+        </w:tc>
+        <w:tc>
+          <w:tcPr>
+            <w:tcW w:w="3860" w:type="dxa"/>
+            <w:tcBorders>
+              <w:top w:val="single" w:sz="1" w:space="0" w:color="CCCCCC"/>
+              <w:left w:val="single" w:sz="1" w:space="0" w:color="CCCCCC"/>
+              <w:bottom w:val="single" w:sz="1" w:space="0" w:color="CCCCCC"/>
+              <w:right w:val="single" w:sz="1" w:space="0" w:color="CCCCCC"/>
+            </w:tcBorders>
+            <w:shd w:val="clear" w:color="auto" w:fill="EEF2F7"/>
+            <w:tcMar>
+              <w:top w:w="80" w:type="dxa"/>
+              <w:left w:w="120" w:type="dxa"/>
+              <w:bottom w:w="80" w:type="dxa"/>
+              <w:right w:w="120" w:type="dxa"/>
+            </w:tcMar>
+          </w:tcPr>
+          <w:p>
+            <w:pPr>
+              <w:rPr>
+                <w:sz w:val="20"/>
+                <w:szCs w:val="20"/>
+              </w:rPr>
+            </w:pPr>
+            <w:r>
+              <w:rPr>
+                <w:sz w:val="20"/>
+                <w:szCs w:val="20"/>
+              </w:rPr>
+              <w:t>Modelo lineal clásico. Competitivo gracias al vocabulario de sentimiento explícito del corpus. Sin capacidad de capturar contexto ni ironía</w:t>
+            </w:r>
+            <w:r>
+              <w:rPr>
+                <w:sz w:val="20"/>
+                <w:szCs w:val="20"/>
+              </w:rPr>
+              <w:t>.</w:t>
             </w:r>
           </w:p>
         </w:tc>
@@ -1253,29 +1483,7 @@
           <w:sz w:val="18"/>
           <w:szCs w:val="18"/>
         </w:rPr>
-        <w:t xml:space="preserve">* F1 macro aproximado basado en los resultados del experimento. ** Resultados sobre </w:t>
-      </w:r>
-      <w:proofErr w:type="gramStart"/>
-      <w:r>
-        <w:rPr>
-          <w:i/>
-          <w:iCs/>
-          <w:color w:val="666666"/>
-          <w:sz w:val="18"/>
-          <w:szCs w:val="18"/>
-        </w:rPr>
-        <w:t>el test</w:t>
-      </w:r>
-      <w:proofErr w:type="gramEnd"/>
-      <w:r>
-        <w:rPr>
-          <w:i/>
-          <w:iCs/>
-          <w:color w:val="666666"/>
-          <w:sz w:val="18"/>
-          <w:szCs w:val="18"/>
-        </w:rPr>
-        <w:t xml:space="preserve"> set del modelo final entrenado.</w:t>
+        <w:t>* F1 macro aproximado basado en los resultados del experimento. ** Resultados sobre el test set del modelo final entrenado.</w:t>
       </w:r>
     </w:p>
     <w:p>
@@ -1297,11 +1505,14 @@
       <w:pPr>
         <w:spacing w:before="80" w:after="80" w:line="276" w:lineRule="auto"/>
         <w:jc w:val="both"/>
-      </w:pPr>
-      <w:r>
         <w:rPr>
           <w:color w:val="000000"/>
         </w:rPr>
+      </w:pPr>
+      <w:r>
+        <w:rPr>
+          <w:color w:val="000000"/>
+        </w:rPr>
         <w:t xml:space="preserve">Lo que más nos sorprendió fue el impacto del preentrenamiento MLM. Antes de hacerlo asumíamos que </w:t>
       </w:r>
       <w:proofErr w:type="spellStart"/>
@@ -1332,6 +1543,81 @@
         </w:rPr>
         <w:t xml:space="preserve"> supervisado, pero los resultados mostraron claramente que no era así. El modelo base cometía errores consistentes en reseñas con jerga específica del anime, que desaparecieron en gran medida después del MLM.</w:t>
       </w:r>
+    </w:p>
+    <w:p>
+      <w:pPr>
+        <w:spacing w:before="80" w:after="80" w:line="276" w:lineRule="auto"/>
+        <w:jc w:val="both"/>
+      </w:pPr>
+      <w:r>
+        <w:t xml:space="preserve">El modelo TF-IDF + Regresión Logística alcanzó un resultado comparable al </w:t>
+      </w:r>
+      <w:proofErr w:type="spellStart"/>
+      <w:r>
+        <w:t>DistilBERT</w:t>
+      </w:r>
+      <w:proofErr w:type="spellEnd"/>
+      <w:r>
+        <w:t xml:space="preserve"> sin MLM e incluso superior al esperado. Esto</w:t>
+      </w:r>
+      <w:r>
+        <w:t xml:space="preserve"> probablemente porque</w:t>
+      </w:r>
+      <w:r>
+        <w:t xml:space="preserve"> las reseñas de anime tienden a expresar el sentimiento de forma directa y léxicamente explícita ("</w:t>
+      </w:r>
+      <w:proofErr w:type="spellStart"/>
+      <w:r>
+        <w:t>masterpiece</w:t>
+      </w:r>
+      <w:proofErr w:type="spellEnd"/>
+      <w:r>
+        <w:t>", "</w:t>
+      </w:r>
+      <w:proofErr w:type="spellStart"/>
+      <w:r>
+        <w:t>boring</w:t>
+      </w:r>
+      <w:proofErr w:type="spellEnd"/>
+      <w:r>
+        <w:t>", "terrible"), lo que favorece a los modelos basados en frecuencia de términos. El valor del modelo profundo se manifiesta en casos de lenguaje implícito, sarcasmo o contexto extendido, menos frecuentes en este dominio.</w:t>
+      </w:r>
+    </w:p>
+    <w:p>
+      <w:pPr>
+        <w:spacing w:before="80" w:after="80" w:line="276" w:lineRule="auto"/>
+        <w:jc w:val="both"/>
+      </w:pPr>
+    </w:p>
+    <w:p>
+      <w:pPr>
+        <w:spacing w:before="80" w:after="80" w:line="276" w:lineRule="auto"/>
+        <w:jc w:val="both"/>
+      </w:pPr>
+    </w:p>
+    <w:p>
+      <w:pPr>
+        <w:spacing w:before="80" w:after="80" w:line="276" w:lineRule="auto"/>
+        <w:jc w:val="both"/>
+      </w:pPr>
+    </w:p>
+    <w:p>
+      <w:pPr>
+        <w:spacing w:before="80" w:after="80" w:line="276" w:lineRule="auto"/>
+        <w:jc w:val="both"/>
+      </w:pPr>
+    </w:p>
+    <w:p>
+      <w:pPr>
+        <w:spacing w:before="80" w:after="80" w:line="276" w:lineRule="auto"/>
+        <w:jc w:val="both"/>
+      </w:pPr>
+    </w:p>
+    <w:p>
+      <w:pPr>
+        <w:spacing w:before="80" w:after="80" w:line="276" w:lineRule="auto"/>
+        <w:jc w:val="both"/>
+      </w:pPr>
     </w:p>
     <w:p>
       <w:pPr>
@@ -2573,7 +2859,6 @@
   <w:style w:type="character" w:default="1" w:styleId="Fuentedeprrafopredeter">
     <w:name w:val="Default Paragraph Font"/>
     <w:uiPriority w:val="1"/>
-    <w:semiHidden/>
     <w:unhideWhenUsed/>
   </w:style>
   <w:style w:type="table" w:default="1" w:styleId="Tablanormal">

--- a/Reporte_MiniProyecto_NLP.docx
+++ b/Reporte_MiniProyecto_NLP.docx
@@ -39,29 +39,7 @@
           <w:sz w:val="24"/>
           <w:szCs w:val="24"/>
         </w:rPr>
-        <w:t>Clasificación de Sentimientos en Reseñas de Anime (</w:t>
-      </w:r>
-      <w:proofErr w:type="spellStart"/>
-      <w:r>
-        <w:rPr>
-          <w:b/>
-          <w:bCs/>
-          <w:color w:val="2E5999"/>
-          <w:sz w:val="24"/>
-          <w:szCs w:val="24"/>
-        </w:rPr>
-        <w:t>MyAnimeList</w:t>
-      </w:r>
-      <w:proofErr w:type="spellEnd"/>
-      <w:r>
-        <w:rPr>
-          <w:b/>
-          <w:bCs/>
-          <w:color w:val="2E5999"/>
-          <w:sz w:val="24"/>
-          <w:szCs w:val="24"/>
-        </w:rPr>
-        <w:t>)</w:t>
+        <w:t>Clasificación de Sentimientos en Reseñas de Anime (MyAnimeList)</w:t>
       </w:r>
     </w:p>
     <w:p>
@@ -128,20 +106,8 @@
           <w:sz w:val="26"/>
           <w:szCs w:val="26"/>
         </w:rPr>
-        <w:t xml:space="preserve">1. Descripción de la tarea y el </w:t>
-      </w:r>
-      <w:proofErr w:type="spellStart"/>
-      <w:r>
-        <w:rPr>
-          <w:b/>
-          <w:bCs/>
-          <w:color w:val="1F3864"/>
-          <w:sz w:val="26"/>
-          <w:szCs w:val="26"/>
-        </w:rPr>
-        <w:t>dataset</w:t>
-      </w:r>
-      <w:proofErr w:type="spellEnd"/>
+        <w:t>1. Descripción de la tarea y el dataset</w:t>
+      </w:r>
     </w:p>
     <w:p>
       <w:pPr>
@@ -152,21 +118,7 @@
         <w:rPr>
           <w:color w:val="000000"/>
         </w:rPr>
-        <w:t xml:space="preserve">La tarea que abordamos fue clasificación binaria de sentimientos sobre reseñas de anime publicadas en </w:t>
-      </w:r>
-      <w:proofErr w:type="spellStart"/>
-      <w:r>
-        <w:rPr>
-          <w:color w:val="000000"/>
-        </w:rPr>
-        <w:t>MyAnimeList</w:t>
-      </w:r>
-      <w:proofErr w:type="spellEnd"/>
-      <w:r>
-        <w:rPr>
-          <w:color w:val="000000"/>
-        </w:rPr>
-        <w:t xml:space="preserve"> (MAL</w:t>
+        <w:t>La tarea que abordamos fue clasificación binaria de sentimientos sobre reseñas de anime publicadas en MyAnimeList (MAL</w:t>
       </w:r>
       <w:r>
         <w:rPr>
@@ -184,143 +136,31 @@
         <w:rPr>
           <w:color w:val="000000"/>
         </w:rPr>
-        <w:t xml:space="preserve">, el modelo predice si la reseña es positiva (1) o negativa (0). Elegimos esta tarea porque nos parecía un problema interesante dentro de análisis de sentimiento, con desafíos que van más allá de un </w:t>
-      </w:r>
-      <w:proofErr w:type="spellStart"/>
+        <w:t>, el modelo predice si la reseña es positiva (1) o negativa (0). Elegimos esta tarea porque nos parecía un problema interesante dentro de análisis de sentimiento, con desafíos que van más allá de un dataset de reseñas genéricas.</w:t>
+      </w:r>
+    </w:p>
+    <w:p>
+      <w:pPr>
+        <w:spacing w:before="80" w:after="80" w:line="276" w:lineRule="auto"/>
+        <w:jc w:val="both"/>
+      </w:pPr>
       <w:r>
         <w:rPr>
           <w:color w:val="000000"/>
         </w:rPr>
-        <w:t>dataset</w:t>
-      </w:r>
-      <w:proofErr w:type="spellEnd"/>
+        <w:t>Para construir el dataset, desarrollamos scrapers propios sobre MAL. El primer problema que encontramos fue un sesgo positivo extremo: el dataset crudo tenía alrededor de un 91% de reseñas positivas, porque los usuarios de MAL tienden a reseñar principalmente lo que les gustó. Para mitigar esto, hicimos un scraping dirigido de reseñas negativas del Top 1000, y luego aplicamos un balanceo 50/50 mediante submuestreo. Este paso fue fundamental porque sin él, un modelo trivial que prediga siempre positivo hubiera logrado 91% de accuracy sin aprender absolutamente nada.</w:t>
+      </w:r>
+    </w:p>
+    <w:p>
+      <w:pPr>
+        <w:spacing w:before="80" w:after="80" w:line="276" w:lineRule="auto"/>
+        <w:jc w:val="both"/>
+      </w:pPr>
       <w:r>
         <w:rPr>
           <w:color w:val="000000"/>
         </w:rPr>
-        <w:t xml:space="preserve"> de reseñas genéricas.</w:t>
-      </w:r>
-    </w:p>
-    <w:p>
-      <w:pPr>
-        <w:spacing w:before="80" w:after="80" w:line="276" w:lineRule="auto"/>
-        <w:jc w:val="both"/>
-      </w:pPr>
-      <w:r>
-        <w:rPr>
-          <w:color w:val="000000"/>
-        </w:rPr>
-        <w:t xml:space="preserve">Para construir el </w:t>
-      </w:r>
-      <w:proofErr w:type="spellStart"/>
-      <w:r>
-        <w:rPr>
-          <w:color w:val="000000"/>
-        </w:rPr>
-        <w:t>dataset</w:t>
-      </w:r>
-      <w:proofErr w:type="spellEnd"/>
-      <w:r>
-        <w:rPr>
-          <w:color w:val="000000"/>
-        </w:rPr>
-        <w:t xml:space="preserve">, desarrollamos </w:t>
-      </w:r>
-      <w:proofErr w:type="spellStart"/>
-      <w:r>
-        <w:rPr>
-          <w:color w:val="000000"/>
-        </w:rPr>
-        <w:t>scrapers</w:t>
-      </w:r>
-      <w:proofErr w:type="spellEnd"/>
-      <w:r>
-        <w:rPr>
-          <w:color w:val="000000"/>
-        </w:rPr>
-        <w:t xml:space="preserve"> propios sobre MAL. El primer problema que encontramos fue un sesgo positivo extremo: el </w:t>
-      </w:r>
-      <w:proofErr w:type="spellStart"/>
-      <w:r>
-        <w:rPr>
-          <w:color w:val="000000"/>
-        </w:rPr>
-        <w:t>dataset</w:t>
-      </w:r>
-      <w:proofErr w:type="spellEnd"/>
-      <w:r>
-        <w:rPr>
-          <w:color w:val="000000"/>
-        </w:rPr>
-        <w:t xml:space="preserve"> crudo tenía alrededor de un 91% de reseñas positivas, porque los usuarios de MAL tienden a reseñar principalmente lo que les gustó. Para mitigar esto, hicimos un </w:t>
-      </w:r>
-      <w:proofErr w:type="spellStart"/>
-      <w:r>
-        <w:rPr>
-          <w:color w:val="000000"/>
-        </w:rPr>
-        <w:t>scraping</w:t>
-      </w:r>
-      <w:proofErr w:type="spellEnd"/>
-      <w:r>
-        <w:rPr>
-          <w:color w:val="000000"/>
-        </w:rPr>
-        <w:t xml:space="preserve"> dirigido de reseñas negativas del Top 1000, y luego aplicamos un balanceo 50/50 mediante submuestreo. Este paso fue fundamental porque sin él, un modelo trivial que prediga siempre positivo hubiera logrado 91% de </w:t>
-      </w:r>
-      <w:proofErr w:type="spellStart"/>
-      <w:r>
-        <w:rPr>
-          <w:color w:val="000000"/>
-        </w:rPr>
-        <w:t>accuracy</w:t>
-      </w:r>
-      <w:proofErr w:type="spellEnd"/>
-      <w:r>
-        <w:rPr>
-          <w:color w:val="000000"/>
-        </w:rPr>
-        <w:t xml:space="preserve"> sin aprender absolutamente nada.</w:t>
-      </w:r>
-    </w:p>
-    <w:p>
-      <w:pPr>
-        <w:spacing w:before="80" w:after="80" w:line="276" w:lineRule="auto"/>
-        <w:jc w:val="both"/>
-      </w:pPr>
-      <w:r>
-        <w:rPr>
-          <w:color w:val="000000"/>
-        </w:rPr>
-        <w:t xml:space="preserve">El </w:t>
-      </w:r>
-      <w:proofErr w:type="spellStart"/>
-      <w:r>
-        <w:rPr>
-          <w:color w:val="000000"/>
-        </w:rPr>
-        <w:t>dataset</w:t>
-      </w:r>
-      <w:proofErr w:type="spellEnd"/>
-      <w:r>
-        <w:rPr>
-          <w:color w:val="000000"/>
-        </w:rPr>
-        <w:t xml:space="preserve"> final balanceado contiene aproximadamente 14.900 reseñas en inglés. Las reseñas tienen una longitud promedio de alrededor de 650 tokens, lo que superó el límite estándar de 512 tokens de BERT y nos obligó a tomar decisiones sobre la </w:t>
-      </w:r>
-      <w:proofErr w:type="spellStart"/>
-      <w:r>
-        <w:rPr>
-          <w:color w:val="000000"/>
-        </w:rPr>
-        <w:t>truncación</w:t>
-      </w:r>
-      <w:proofErr w:type="spellEnd"/>
-      <w:r>
-        <w:rPr>
-          <w:color w:val="000000"/>
-        </w:rPr>
-        <w:t>.</w:t>
+        <w:t>El dataset final balanceado contiene aproximadamente 14.900 reseñas en inglés. Las reseñas tienen una longitud promedio de alrededor de 650 tokens, lo que superó el límite estándar de 512 tokens de BERT y nos obligó a tomar decisiones sobre la truncación.</w:t>
       </w:r>
     </w:p>
     <w:p>
@@ -353,23 +193,7 @@
         <w:t>base, pero lo descartamos por limitaciones de hardware. Entrenar BERT-base (</w:t>
       </w:r>
       <w:r>
-        <w:t xml:space="preserve">110M parámetros) en nuestros equipos saturaba la memoria y hacía los tiempos de entrenamiento inviables. </w:t>
-      </w:r>
-      <w:proofErr w:type="spellStart"/>
-      <w:r>
-        <w:t>DistilBERT</w:t>
-      </w:r>
-      <w:proofErr w:type="spellEnd"/>
-      <w:r>
-        <w:t xml:space="preserve"> (66M parámetros) es un 40% más pequeño, corre un 60% más rápido y retiene aproximadamente el 97% del rendimiento de BERT según la literatura. Para nuestra tarea y recursos disponibles, ese </w:t>
-      </w:r>
-      <w:proofErr w:type="spellStart"/>
-      <w:r>
-        <w:t>trade</w:t>
-      </w:r>
-      <w:proofErr w:type="spellEnd"/>
-      <w:r>
-        <w:t>-off estaba completamente justificado.</w:t>
+        <w:t>110M parámetros) en nuestros equipos saturaba la memoria y hacía los tiempos de entrenamiento inviables. DistilBERT (66M parámetros) es un 40% más pequeño, corre un 60% más rápido y retiene aproximadamente el 97% del rendimiento de BERT según la literatura. Para nuestra tarea y recursos disponibles, ese trade-off estaba completamente justificado.</w:t>
       </w:r>
     </w:p>
     <w:p>
@@ -378,55 +202,7 @@
         <w:jc w:val="both"/>
       </w:pPr>
       <w:r>
-        <w:t xml:space="preserve">Uso de </w:t>
-      </w:r>
-      <w:proofErr w:type="spellStart"/>
-      <w:r>
-        <w:t>BiLSTM</w:t>
-      </w:r>
-      <w:proofErr w:type="spellEnd"/>
-      <w:r>
-        <w:t xml:space="preserve"> sobre </w:t>
-      </w:r>
-      <w:proofErr w:type="spellStart"/>
-      <w:r>
-        <w:t>DistilBERT</w:t>
-      </w:r>
-      <w:proofErr w:type="spellEnd"/>
-      <w:r>
-        <w:t xml:space="preserve">. El token [CLS] de </w:t>
-      </w:r>
-      <w:proofErr w:type="spellStart"/>
-      <w:r>
-        <w:t>DistilBERT</w:t>
-      </w:r>
-      <w:proofErr w:type="spellEnd"/>
-      <w:r>
-        <w:t xml:space="preserve"> comprime toda la secuencia a un único vector, lo que puede perder estructura secuencial en textos largos como las reseñas de anime. La </w:t>
-      </w:r>
-      <w:proofErr w:type="spellStart"/>
-      <w:r>
-        <w:t>BiLSTM</w:t>
-      </w:r>
-      <w:proofErr w:type="spellEnd"/>
-      <w:r>
-        <w:t xml:space="preserve"> procesa todos los </w:t>
-      </w:r>
-      <w:proofErr w:type="spellStart"/>
-      <w:r>
-        <w:t>hidden</w:t>
-      </w:r>
-      <w:proofErr w:type="spellEnd"/>
-      <w:r>
-        <w:t xml:space="preserve"> </w:t>
-      </w:r>
-      <w:proofErr w:type="spellStart"/>
-      <w:r>
-        <w:t>states</w:t>
-      </w:r>
-      <w:proofErr w:type="spellEnd"/>
-      <w:r>
-        <w:t xml:space="preserve"> en ambas direcciones, capturando dependencias locales a lo largo de la secuencia completa. Esto nos pareció especialmente relevante para reseñas donde el </w:t>
+        <w:t xml:space="preserve">Uso de BiLSTM sobre DistilBERT. El token [CLS] de DistilBERT comprime toda la secuencia a un único vector, lo que puede perder estructura secuencial en textos largos como las reseñas de anime. La BiLSTM procesa todos los hidden states en ambas direcciones, capturando dependencias locales a lo largo de la secuencia completa. Esto nos pareció especialmente relevante para reseñas donde el </w:t>
       </w:r>
       <w:r>
         <w:t>veredicto</w:t>
@@ -441,111 +217,7 @@
         <w:jc w:val="both"/>
       </w:pPr>
       <w:r>
-        <w:t>Antes del fine-</w:t>
-      </w:r>
-      <w:proofErr w:type="spellStart"/>
-      <w:r>
-        <w:t>tuning</w:t>
-      </w:r>
-      <w:proofErr w:type="spellEnd"/>
-      <w:r>
-        <w:t xml:space="preserve"> supervisado, aplicamos </w:t>
-      </w:r>
-      <w:proofErr w:type="spellStart"/>
-      <w:r>
-        <w:t>Masked</w:t>
-      </w:r>
-      <w:proofErr w:type="spellEnd"/>
-      <w:r>
-        <w:t xml:space="preserve"> </w:t>
-      </w:r>
-      <w:proofErr w:type="spellStart"/>
-      <w:r>
-        <w:t>Language</w:t>
-      </w:r>
-      <w:proofErr w:type="spellEnd"/>
-      <w:r>
-        <w:t xml:space="preserve"> </w:t>
-      </w:r>
-      <w:proofErr w:type="spellStart"/>
-      <w:r>
-        <w:t>Modeling</w:t>
-      </w:r>
-      <w:proofErr w:type="spellEnd"/>
-      <w:r>
-        <w:t xml:space="preserve"> sobre el corpus de reseñas sin etiquetas para adaptar </w:t>
-      </w:r>
-      <w:proofErr w:type="spellStart"/>
-      <w:r>
-        <w:t>DistilBERT</w:t>
-      </w:r>
-      <w:proofErr w:type="spellEnd"/>
-      <w:r>
-        <w:t xml:space="preserve"> al vocabulario del dominio anime. Términos como "</w:t>
-      </w:r>
-      <w:proofErr w:type="spellStart"/>
-      <w:r>
-        <w:t>plot</w:t>
-      </w:r>
-      <w:proofErr w:type="spellEnd"/>
-      <w:r>
-        <w:t xml:space="preserve"> </w:t>
-      </w:r>
-      <w:proofErr w:type="spellStart"/>
-      <w:r>
-        <w:t>armor</w:t>
-      </w:r>
-      <w:proofErr w:type="spellEnd"/>
-      <w:r>
-        <w:t>", "</w:t>
-      </w:r>
-      <w:proofErr w:type="spellStart"/>
-      <w:r>
-        <w:t>waifu</w:t>
-      </w:r>
-      <w:proofErr w:type="spellEnd"/>
-      <w:r>
-        <w:t xml:space="preserve"> </w:t>
-      </w:r>
-      <w:proofErr w:type="spellStart"/>
-      <w:r>
-        <w:t>bait</w:t>
-      </w:r>
-      <w:proofErr w:type="spellEnd"/>
-      <w:r>
-        <w:t>" o "</w:t>
-      </w:r>
-      <w:proofErr w:type="spellStart"/>
-      <w:r>
-        <w:t>nakama</w:t>
-      </w:r>
-      <w:proofErr w:type="spellEnd"/>
-      <w:r>
-        <w:t xml:space="preserve"> </w:t>
-      </w:r>
-      <w:proofErr w:type="spellStart"/>
-      <w:r>
-        <w:t>power</w:t>
-      </w:r>
-      <w:proofErr w:type="spellEnd"/>
-      <w:r>
-        <w:t xml:space="preserve">" son señales claras de sentimiento dentro de la comunidad anime, pero son prácticamente desconocidos para </w:t>
-      </w:r>
-      <w:proofErr w:type="spellStart"/>
-      <w:r>
-        <w:t>DistilBERT</w:t>
-      </w:r>
-      <w:proofErr w:type="spellEnd"/>
-      <w:r>
-        <w:t xml:space="preserve"> entrenado en Wikipedia y </w:t>
-      </w:r>
-      <w:proofErr w:type="spellStart"/>
-      <w:r>
-        <w:t>BookCorpus</w:t>
-      </w:r>
-      <w:proofErr w:type="spellEnd"/>
-      <w:r>
-        <w:t>. Este paso resultó tener un impacto concreto: el modelo sin preentrenamiento MLM alcanzó alrededor de un 88% de F1, mientras que con el preentrenamiento subió a cerca de 91%. Esa diferencia de ~</w:t>
+        <w:t>Antes del fine-tuning supervisado, aplicamos Masked Language Modeling sobre el corpus de reseñas sin etiquetas para adaptar DistilBERT al vocabulario del dominio anime. Términos como "plot armor", "waifu bait" o "nakama power" son señales claras de sentimiento dentro de la comunidad anime, pero son prácticamente desconocidos para DistilBERT entrenado en Wikipedia y BookCorpus. Este paso resultó tener un impacto concreto: el modelo sin preentrenamiento MLM alcanzó alrededor de un 88% de F1, mientras que con el preentrenamiento subió a cerca de 91%. Esa diferencia de ~</w:t>
       </w:r>
       <w:r>
         <w:t>3 puntos porcentuales justificaron</w:t>
@@ -578,79 +250,7 @@
         <w:jc w:val="both"/>
       </w:pPr>
       <w:r>
-        <w:t xml:space="preserve">Entrenamiento en dos fases y selección de </w:t>
-      </w:r>
-      <w:proofErr w:type="spellStart"/>
-      <w:r>
-        <w:t>hiperparámetros</w:t>
-      </w:r>
-      <w:proofErr w:type="spellEnd"/>
-      <w:r>
-        <w:t xml:space="preserve">. Dividimos el entrenamiento en dos fases: primero con </w:t>
-      </w:r>
-      <w:proofErr w:type="spellStart"/>
-      <w:r>
-        <w:t>DistilBERT</w:t>
-      </w:r>
-      <w:proofErr w:type="spellEnd"/>
-      <w:r>
-        <w:t xml:space="preserve"> congelado para estabilizar los pesos de la </w:t>
-      </w:r>
-      <w:proofErr w:type="spellStart"/>
-      <w:r>
-        <w:t>BiLSTM</w:t>
-      </w:r>
-      <w:proofErr w:type="spellEnd"/>
-      <w:r>
-        <w:t xml:space="preserve"> (5 épocas, LR=1e-3), y luego fine-</w:t>
-      </w:r>
-      <w:proofErr w:type="spellStart"/>
-      <w:r>
-        <w:t>tuning</w:t>
-      </w:r>
-      <w:proofErr w:type="spellEnd"/>
-      <w:r>
-        <w:t xml:space="preserve"> completo de la red con LR más bajo (2e-5) y </w:t>
-      </w:r>
-      <w:proofErr w:type="spellStart"/>
-      <w:r>
-        <w:t>layer-wise</w:t>
-      </w:r>
-      <w:proofErr w:type="spellEnd"/>
-      <w:r>
-        <w:t xml:space="preserve"> LR </w:t>
-      </w:r>
-      <w:proofErr w:type="spellStart"/>
-      <w:r>
-        <w:t>decay</w:t>
-      </w:r>
-      <w:proofErr w:type="spellEnd"/>
-      <w:r>
-        <w:t xml:space="preserve"> de factor 0.9. Los valores de </w:t>
-      </w:r>
-      <w:proofErr w:type="spellStart"/>
-      <w:r>
-        <w:t>dropout</w:t>
-      </w:r>
-      <w:proofErr w:type="spellEnd"/>
-      <w:r>
-        <w:t xml:space="preserve"> (0.30), tamaño de la LSTM (256 unidades), y demás </w:t>
-      </w:r>
-      <w:proofErr w:type="spellStart"/>
-      <w:r>
-        <w:t>hiperparámetros</w:t>
-      </w:r>
-      <w:proofErr w:type="spellEnd"/>
-      <w:r>
-        <w:t xml:space="preserve"> los elegimos experimentalmente mediante un </w:t>
-      </w:r>
-      <w:proofErr w:type="spellStart"/>
-      <w:r>
-        <w:t>sweep</w:t>
-      </w:r>
-      <w:proofErr w:type="spellEnd"/>
-      <w:r>
-        <w:t xml:space="preserve"> que está documentado en el repositorio (scripts/sweep_bilstm.py). No son valores arbitrarios: son los que dieron el mejor resultado en validación durante nuestras pruebas.</w:t>
+        <w:t>Entrenamiento en dos fases y selección de hiperparámetros. Dividimos el entrenamiento en dos fases: primero con DistilBERT congelado para estabilizar los pesos de la BiLSTM (5 épocas, LR=1e-3), y luego fine-tuning completo de la red con LR más bajo (2e-5) y layer-wise LR decay de factor 0.9. Los valores de dropout (0.30), tamaño de la LSTM (256 unidades), y demás hiperparámetros los elegimos experimentalmente mediante un sweep que está documentado en el repositorio (scripts/sweep_bilstm.py). No son valores arbitrarios: son los que dieron el mejor resultado en validación durante nuestras pruebas.</w:t>
       </w:r>
     </w:p>
     <w:p>
@@ -676,23 +276,15 @@
         <w:t>Ambos</w:t>
       </w:r>
       <w:r>
-        <w:t xml:space="preserve"> fueron evaluados sobre el mismo test set (</w:t>
-      </w:r>
-      <w:proofErr w:type="spellStart"/>
-      <w:r>
-        <w:t>seed</w:t>
-      </w:r>
-      <w:proofErr w:type="spellEnd"/>
-      <w:r>
-        <w:t xml:space="preserve">=42, </w:t>
-      </w:r>
-      <w:proofErr w:type="spellStart"/>
-      <w:r>
-        <w:t>test_size</w:t>
-      </w:r>
-      <w:proofErr w:type="spellEnd"/>
-      <w:r>
-        <w:t>=20%) con la misma métrica principal (F1 macro), garantizando una comparación directa y justa.</w:t>
+        <w:t xml:space="preserve"> fueron evaluados sobre el </w:t>
+      </w:r>
+      <w:proofErr w:type="gramStart"/>
+      <w:r>
+        <w:t>mismo test</w:t>
+      </w:r>
+      <w:proofErr w:type="gramEnd"/>
+      <w:r>
+        <w:t xml:space="preserve"> set (seed=42, test_size=20%) con la misma métrica principal (F1 macro), garantizando una comparación directa y justa.</w:t>
       </w:r>
     </w:p>
     <w:tbl>
@@ -886,39 +478,7 @@
                 <w:sz w:val="20"/>
                 <w:szCs w:val="20"/>
               </w:rPr>
-              <w:t xml:space="preserve">. </w:t>
-            </w:r>
-            <w:proofErr w:type="spellStart"/>
-            <w:r>
-              <w:rPr>
-                <w:sz w:val="20"/>
-                <w:szCs w:val="20"/>
-              </w:rPr>
-              <w:t>DistilBERT</w:t>
-            </w:r>
-            <w:proofErr w:type="spellEnd"/>
-            <w:r>
-              <w:rPr>
-                <w:sz w:val="20"/>
-                <w:szCs w:val="20"/>
-              </w:rPr>
-              <w:t xml:space="preserve"> + </w:t>
-            </w:r>
-            <w:proofErr w:type="spellStart"/>
-            <w:r>
-              <w:rPr>
-                <w:sz w:val="20"/>
-                <w:szCs w:val="20"/>
-              </w:rPr>
-              <w:t>BiLSTM</w:t>
-            </w:r>
-            <w:proofErr w:type="spellEnd"/>
-            <w:r>
-              <w:rPr>
-                <w:sz w:val="20"/>
-                <w:szCs w:val="20"/>
-              </w:rPr>
-              <w:t xml:space="preserve"> (sin MLM)</w:t>
+              <w:t>. DistilBERT + BiLSTM (sin MLM)</w:t>
             </w:r>
           </w:p>
         </w:tc>
@@ -940,53 +500,12 @@
             </w:tcMar>
           </w:tcPr>
           <w:p>
-            <w:proofErr w:type="spellStart"/>
-            <w:r>
-              <w:rPr>
-                <w:sz w:val="20"/>
-                <w:szCs w:val="20"/>
-              </w:rPr>
-              <w:t>max_len</w:t>
-            </w:r>
-            <w:proofErr w:type="spellEnd"/>
-            <w:r>
-              <w:rPr>
-                <w:sz w:val="20"/>
-                <w:szCs w:val="20"/>
-              </w:rPr>
-              <w:t xml:space="preserve">=320, </w:t>
-            </w:r>
-            <w:proofErr w:type="spellStart"/>
-            <w:r>
-              <w:rPr>
-                <w:sz w:val="20"/>
-                <w:szCs w:val="20"/>
-              </w:rPr>
-              <w:t>lstm_h</w:t>
-            </w:r>
-            <w:proofErr w:type="spellEnd"/>
-            <w:r>
-              <w:rPr>
-                <w:sz w:val="20"/>
-                <w:szCs w:val="20"/>
-              </w:rPr>
-              <w:t xml:space="preserve">=256, </w:t>
-            </w:r>
-            <w:proofErr w:type="spellStart"/>
-            <w:r>
-              <w:rPr>
-                <w:sz w:val="20"/>
-                <w:szCs w:val="20"/>
-              </w:rPr>
-              <w:t>dropout</w:t>
-            </w:r>
-            <w:proofErr w:type="spellEnd"/>
-            <w:r>
-              <w:rPr>
-                <w:sz w:val="20"/>
-                <w:szCs w:val="20"/>
-              </w:rPr>
-              <w:t>=0.30</w:t>
+            <w:r>
+              <w:rPr>
+                <w:sz w:val="20"/>
+                <w:szCs w:val="20"/>
+              </w:rPr>
+              <w:t>max_len=320, lstm_h=256, dropout=0.30</w:t>
             </w:r>
           </w:p>
         </w:tc>
@@ -1076,39 +595,7 @@
                 <w:sz w:val="20"/>
                 <w:szCs w:val="20"/>
               </w:rPr>
-              <w:t xml:space="preserve">. </w:t>
-            </w:r>
-            <w:proofErr w:type="spellStart"/>
-            <w:r>
-              <w:rPr>
-                <w:sz w:val="20"/>
-                <w:szCs w:val="20"/>
-              </w:rPr>
-              <w:t>DistilBERT</w:t>
-            </w:r>
-            <w:proofErr w:type="spellEnd"/>
-            <w:r>
-              <w:rPr>
-                <w:sz w:val="20"/>
-                <w:szCs w:val="20"/>
-              </w:rPr>
-              <w:t xml:space="preserve"> + </w:t>
-            </w:r>
-            <w:proofErr w:type="spellStart"/>
-            <w:r>
-              <w:rPr>
-                <w:sz w:val="20"/>
-                <w:szCs w:val="20"/>
-              </w:rPr>
-              <w:t>BiLSTM</w:t>
-            </w:r>
-            <w:proofErr w:type="spellEnd"/>
-            <w:r>
-              <w:rPr>
-                <w:sz w:val="20"/>
-                <w:szCs w:val="20"/>
-              </w:rPr>
-              <w:t xml:space="preserve"> (con MLM)</w:t>
+              <w:t>. DistilBERT + BiLSTM (con MLM)</w:t>
             </w:r>
           </w:p>
         </w:tc>
@@ -1130,63 +617,13 @@
             </w:tcMar>
           </w:tcPr>
           <w:p>
-            <w:proofErr w:type="spellStart"/>
-            <w:r>
-              <w:rPr>
-                <w:sz w:val="20"/>
-                <w:szCs w:val="20"/>
-              </w:rPr>
-              <w:t>max_len</w:t>
-            </w:r>
-            <w:proofErr w:type="spellEnd"/>
-            <w:r>
-              <w:rPr>
-                <w:sz w:val="20"/>
-                <w:szCs w:val="20"/>
-              </w:rPr>
-              <w:t xml:space="preserve">=320, </w:t>
-            </w:r>
-            <w:proofErr w:type="spellStart"/>
-            <w:r>
-              <w:rPr>
-                <w:sz w:val="20"/>
-                <w:szCs w:val="20"/>
-              </w:rPr>
-              <w:t>lstm_h</w:t>
-            </w:r>
-            <w:proofErr w:type="spellEnd"/>
-            <w:r>
-              <w:rPr>
-                <w:sz w:val="20"/>
-                <w:szCs w:val="20"/>
-              </w:rPr>
-              <w:t xml:space="preserve">=256, </w:t>
-            </w:r>
-            <w:proofErr w:type="spellStart"/>
-            <w:r>
-              <w:rPr>
-                <w:sz w:val="20"/>
-                <w:szCs w:val="20"/>
-              </w:rPr>
-              <w:t>dropout</w:t>
-            </w:r>
-            <w:proofErr w:type="spellEnd"/>
-            <w:r>
-              <w:rPr>
-                <w:sz w:val="20"/>
-                <w:szCs w:val="20"/>
-              </w:rPr>
-              <w:t xml:space="preserve">=0.30 + MLM </w:t>
-            </w:r>
-            <w:proofErr w:type="spellStart"/>
-            <w:r>
-              <w:rPr>
-                <w:sz w:val="20"/>
-                <w:szCs w:val="20"/>
-              </w:rPr>
-              <w:t>pretraining</w:t>
-            </w:r>
-            <w:proofErr w:type="spellEnd"/>
+            <w:r>
+              <w:rPr>
+                <w:sz w:val="20"/>
+                <w:szCs w:val="20"/>
+              </w:rPr>
+              <w:t>max_len=320, lstm_h=256, dropout=0.30 + MLM pretraining</w:t>
+            </w:r>
           </w:p>
         </w:tc>
         <w:tc>
@@ -1259,23 +696,7 @@
                 <w:sz w:val="20"/>
                 <w:szCs w:val="20"/>
               </w:rPr>
-              <w:t xml:space="preserve">Mejor modelo. </w:t>
-            </w:r>
-            <w:proofErr w:type="spellStart"/>
-            <w:r>
-              <w:rPr>
-                <w:sz w:val="20"/>
-                <w:szCs w:val="20"/>
-              </w:rPr>
-              <w:t>Pretraining</w:t>
-            </w:r>
-            <w:proofErr w:type="spellEnd"/>
-            <w:r>
-              <w:rPr>
-                <w:sz w:val="20"/>
-                <w:szCs w:val="20"/>
-              </w:rPr>
-              <w:t xml:space="preserve"> adapta vocabulario anime. Pequeños errores en ironía extrema.</w:t>
+              <w:t>Mejor modelo. Pretraining adapta vocabulario anime. Pequeños errores en ironía extrema.</w:t>
             </w:r>
           </w:p>
           <w:p/>
@@ -1318,17 +739,8 @@
                 <w:sz w:val="20"/>
                 <w:szCs w:val="20"/>
               </w:rPr>
-              <w:t xml:space="preserve">TF-IDF + </w:t>
-            </w:r>
-            <w:proofErr w:type="spellStart"/>
-            <w:r>
-              <w:rPr>
-                <w:sz w:val="20"/>
-                <w:szCs w:val="20"/>
-              </w:rPr>
-              <w:t>LogReg</w:t>
-            </w:r>
-            <w:proofErr w:type="spellEnd"/>
+              <w:t>TF-IDF + LogReg</w:t>
+            </w:r>
           </w:p>
         </w:tc>
         <w:tc>
@@ -1355,37 +767,28 @@
                 <w:szCs w:val="20"/>
               </w:rPr>
             </w:pPr>
-            <w:proofErr w:type="spellStart"/>
-            <w:r>
-              <w:rPr>
-                <w:sz w:val="20"/>
-                <w:szCs w:val="20"/>
-              </w:rPr>
-              <w:t>max_features</w:t>
-            </w:r>
-            <w:proofErr w:type="spellEnd"/>
-            <w:r>
-              <w:rPr>
-                <w:sz w:val="20"/>
-                <w:szCs w:val="20"/>
-              </w:rPr>
-              <w:t xml:space="preserve">=50,000, </w:t>
-            </w:r>
-            <w:proofErr w:type="spellStart"/>
-            <w:r>
-              <w:rPr>
-                <w:sz w:val="20"/>
-                <w:szCs w:val="20"/>
-              </w:rPr>
-              <w:t>ngram_range</w:t>
-            </w:r>
-            <w:proofErr w:type="spellEnd"/>
-            <w:r>
-              <w:rPr>
-                <w:sz w:val="20"/>
-                <w:szCs w:val="20"/>
-              </w:rPr>
-              <w:t>=(1,2), C=1.</w:t>
+            <w:r>
+              <w:rPr>
+                <w:sz w:val="20"/>
+                <w:szCs w:val="20"/>
+              </w:rPr>
+              <w:t>max_features=50,000, ngram_range</w:t>
+            </w:r>
+            <w:proofErr w:type="gramStart"/>
+            <w:r>
+              <w:rPr>
+                <w:sz w:val="20"/>
+                <w:szCs w:val="20"/>
+              </w:rPr>
+              <w:t>=(</w:t>
+            </w:r>
+            <w:proofErr w:type="gramEnd"/>
+            <w:r>
+              <w:rPr>
+                <w:sz w:val="20"/>
+                <w:szCs w:val="20"/>
+              </w:rPr>
+              <w:t>1,2), C=1.</w:t>
             </w:r>
             <w:r>
               <w:rPr>
@@ -1483,7 +886,29 @@
           <w:sz w:val="18"/>
           <w:szCs w:val="18"/>
         </w:rPr>
-        <w:t>* F1 macro aproximado basado en los resultados del experimento. ** Resultados sobre el test set del modelo final entrenado.</w:t>
+        <w:t xml:space="preserve">* F1 macro aproximado basado en los resultados del experimento. ** Resultados sobre </w:t>
+      </w:r>
+      <w:proofErr w:type="gramStart"/>
+      <w:r>
+        <w:rPr>
+          <w:i/>
+          <w:iCs/>
+          <w:color w:val="666666"/>
+          <w:sz w:val="18"/>
+          <w:szCs w:val="18"/>
+        </w:rPr>
+        <w:t>el test</w:t>
+      </w:r>
+      <w:proofErr w:type="gramEnd"/>
+      <w:r>
+        <w:rPr>
+          <w:i/>
+          <w:iCs/>
+          <w:color w:val="666666"/>
+          <w:sz w:val="18"/>
+          <w:szCs w:val="18"/>
+        </w:rPr>
+        <w:t xml:space="preserve"> set del modelo final entrenado.</w:t>
       </w:r>
     </w:p>
     <w:p>
@@ -1513,35 +938,7 @@
         <w:rPr>
           <w:color w:val="000000"/>
         </w:rPr>
-        <w:t xml:space="preserve">Lo que más nos sorprendió fue el impacto del preentrenamiento MLM. Antes de hacerlo asumíamos que </w:t>
-      </w:r>
-      <w:proofErr w:type="spellStart"/>
-      <w:r>
-        <w:rPr>
-          <w:color w:val="000000"/>
-        </w:rPr>
-        <w:t>DistilBERT</w:t>
-      </w:r>
-      <w:proofErr w:type="spellEnd"/>
-      <w:r>
-        <w:rPr>
-          <w:color w:val="000000"/>
-        </w:rPr>
-        <w:t xml:space="preserve"> ya tendría suficiente capacidad para adaptarse al dominio durante el fine-</w:t>
-      </w:r>
-      <w:proofErr w:type="spellStart"/>
-      <w:r>
-        <w:rPr>
-          <w:color w:val="000000"/>
-        </w:rPr>
-        <w:t>tuning</w:t>
-      </w:r>
-      <w:proofErr w:type="spellEnd"/>
-      <w:r>
-        <w:rPr>
-          <w:color w:val="000000"/>
-        </w:rPr>
-        <w:t xml:space="preserve"> supervisado, pero los resultados mostraron claramente que no era así. El modelo base cometía errores consistentes en reseñas con jerga específica del anime, que desaparecieron en gran medida después del MLM.</w:t>
+        <w:t>Lo que más nos sorprendió fue el impacto del preentrenamiento MLM. Antes de hacerlo asumíamos que DistilBERT ya tendría suficiente capacidad para adaptarse al dominio durante el fine-tuning supervisado, pero los resultados mostraron claramente que no era así. El modelo base cometía errores consistentes en reseñas con jerga específica del anime, que desaparecieron en gran medida después del MLM.</w:t>
       </w:r>
     </w:p>
     <w:p>
@@ -1550,44 +947,38 @@
         <w:jc w:val="both"/>
       </w:pPr>
       <w:r>
-        <w:t xml:space="preserve">El modelo TF-IDF + Regresión Logística alcanzó un resultado comparable al </w:t>
-      </w:r>
-      <w:proofErr w:type="spellStart"/>
-      <w:r>
-        <w:t>DistilBERT</w:t>
-      </w:r>
-      <w:proofErr w:type="spellEnd"/>
-      <w:r>
-        <w:t xml:space="preserve"> sin MLM e incluso superior al esperado. Esto</w:t>
+        <w:t>El modelo TF-IDF + Regresión Logística alcanzó un resultado comparable al DistilBERT sin MLM e incluso superior al esperado. Esto</w:t>
       </w:r>
       <w:r>
         <w:t xml:space="preserve"> probablemente porque</w:t>
       </w:r>
       <w:r>
-        <w:t xml:space="preserve"> las reseñas de anime tienden a expresar el sentimiento de forma directa y léxicamente explícita ("</w:t>
-      </w:r>
-      <w:proofErr w:type="spellStart"/>
-      <w:r>
-        <w:t>masterpiece</w:t>
-      </w:r>
-      <w:proofErr w:type="spellEnd"/>
-      <w:r>
-        <w:t>", "</w:t>
-      </w:r>
-      <w:proofErr w:type="spellStart"/>
-      <w:r>
-        <w:t>boring</w:t>
-      </w:r>
-      <w:proofErr w:type="spellEnd"/>
-      <w:r>
-        <w:t>", "terrible"), lo que favorece a los modelos basados en frecuencia de términos. El valor del modelo profundo se manifiesta en casos de lenguaje implícito, sarcasmo o contexto extendido, menos frecuentes en este dominio.</w:t>
-      </w:r>
-    </w:p>
-    <w:p>
-      <w:pPr>
-        <w:spacing w:before="80" w:after="80" w:line="276" w:lineRule="auto"/>
-        <w:jc w:val="both"/>
-      </w:pPr>
+        <w:t xml:space="preserve"> las reseñas de anime tienden a expresar el sentimiento de forma directa y léxicamente explícita ("masterpiece", "boring", "terrible"), lo que favorece a los modelos basados en frecuencia de términos. El valor del modelo profundo se manifiesta en casos de lenguaje implícito, sarcasmo o contexto </w:t>
+      </w:r>
+      <w:r>
+        <w:t>extendido</w:t>
+      </w:r>
+      <w:r>
+        <w:t xml:space="preserve"> (</w:t>
+      </w:r>
+      <w:r>
+        <w:t>sentimientos que dependen del contexto de la oración completa y no de palabras aisladas</w:t>
+      </w:r>
+      <w:r>
+        <w:t>)</w:t>
+      </w:r>
+      <w:r>
+        <w:t>, menos frecuentes en este dominio</w:t>
+      </w:r>
+      <w:r>
+        <w:t xml:space="preserve"> donde </w:t>
+      </w:r>
+      <w:r>
+        <w:t>TF-IDF no puede manejar</w:t>
+      </w:r>
+      <w:r>
+        <w:t>.</w:t>
+      </w:r>
     </w:p>
     <w:p>
       <w:pPr>
@@ -1782,23 +1173,7 @@
                 <w:sz w:val="20"/>
                 <w:szCs w:val="20"/>
               </w:rPr>
-              <w:t>Claude Sonnet (</w:t>
-            </w:r>
-            <w:proofErr w:type="spellStart"/>
-            <w:r>
-              <w:rPr>
-                <w:sz w:val="20"/>
-                <w:szCs w:val="20"/>
-              </w:rPr>
-              <w:t>Anthropic</w:t>
-            </w:r>
-            <w:proofErr w:type="spellEnd"/>
-            <w:r>
-              <w:rPr>
-                <w:sz w:val="20"/>
-                <w:szCs w:val="20"/>
-              </w:rPr>
-              <w:t>)</w:t>
+              <w:t>Claude Sonnet (Anthropic)</w:t>
             </w:r>
           </w:p>
         </w:tc>
@@ -1850,23 +1225,7 @@
                 <w:sz w:val="20"/>
                 <w:szCs w:val="20"/>
               </w:rPr>
-              <w:t xml:space="preserve">Arquitectura del modelo, </w:t>
-            </w:r>
-            <w:proofErr w:type="spellStart"/>
-            <w:r>
-              <w:rPr>
-                <w:sz w:val="20"/>
-                <w:szCs w:val="20"/>
-              </w:rPr>
-              <w:t>hiperparámetros</w:t>
-            </w:r>
-            <w:proofErr w:type="spellEnd"/>
-            <w:r>
-              <w:rPr>
-                <w:sz w:val="20"/>
-                <w:szCs w:val="20"/>
-              </w:rPr>
-              <w:t>, análisis de resultados e interpretación de errores.</w:t>
+              <w:t>Arquitectura del modelo, hiperparámetros, análisis de resultados e interpretación de errores.</w:t>
             </w:r>
           </w:p>
         </w:tc>
